--- a/az/wisdom-stories/sacrificial-meat.docx
+++ b/az/wisdom-stories/sacrificial-meat.docx
@@ -365,8 +365,7 @@
         <w:rPr>
           <w:lang/>
         </w:rPr>
-        <w:lastRenderedPageBreak/>
-        <w:t>Soyuducumuz ətlə doldu. Bacım dərhal bir azını doğramağa başladı. Az sonra ocaqdan qalxan ətir iki gündür gözlədiyim yeməyin ətri idi.</w:t>
+        <w:t>Soyuducumuz ətlə doldu. Bacım dərhal bir azını doğramağa başladı. Az sonra ocaqdan iki gündür gözlədiyim yeməyin ətri gəlməyə başladı.</w:t>
       </w:r>
     </w:p>
     <w:p>
